--- a/_Rodrigo_Aiosa_CV 2026.docx
+++ b/_Rodrigo_Aiosa_CV 2026.docx
@@ -43,69 +43,19 @@
         <w:rPr>
           <w:color w:val="595959"/>
         </w:rPr>
-        <w:t>✉</w:t>
+        <w:t xml:space="preserve">✉ rodrigoaiosa@gmail.com   |   📱 11 97701-9335   |   </w:t>
+      </w:r>
+      <w:r>
+        <w:rPr>
+          <w:color w:val="2E75B6"/>
+        </w:rPr>
+        <w:t>🔗 linkedin.com/in/rodrigoaiosa/</w:t>
       </w:r>
       <w:r>
         <w:rPr>
           <w:color w:val="595959"/>
         </w:rPr>
-        <w:t xml:space="preserve"> rodrigoaiosa@gmail.com   |   </w:t>
-      </w:r>
-      <w:r>
-        <w:rPr>
-          <w:color w:val="595959"/>
-        </w:rPr>
-        <w:t>📱</w:t>
-      </w:r>
-      <w:r>
-        <w:rPr>
-          <w:color w:val="595959"/>
-        </w:rPr>
-        <w:t xml:space="preserve"> 11 97701-9335   |   </w:t>
-      </w:r>
-      <w:r>
-        <w:rPr>
-          <w:color w:val="2E75B6"/>
-        </w:rPr>
-        <w:t>🔗</w:t>
-      </w:r>
-      <w:r>
-        <w:rPr>
-          <w:color w:val="2E75B6"/>
-        </w:rPr>
-        <w:t xml:space="preserve"> linkedin.com/in/</w:t>
-      </w:r>
-      <w:proofErr w:type="spellStart"/>
-      <w:r>
-        <w:rPr>
-          <w:color w:val="2E75B6"/>
-        </w:rPr>
-        <w:t>rodrigoaiosa</w:t>
-      </w:r>
-      <w:proofErr w:type="spellEnd"/>
-      <w:r>
-        <w:rPr>
-          <w:color w:val="2E75B6"/>
-        </w:rPr>
-        <w:t>/</w:t>
-      </w:r>
-      <w:r>
-        <w:rPr>
-          <w:color w:val="595959"/>
-        </w:rPr>
-        <w:t xml:space="preserve">   |   </w:t>
-      </w:r>
-      <w:r>
-        <w:rPr>
-          <w:color w:val="595959"/>
-        </w:rPr>
-        <w:t>📍</w:t>
-      </w:r>
-      <w:r>
-        <w:rPr>
-          <w:color w:val="595959"/>
-        </w:rPr>
-        <w:t xml:space="preserve"> Osasco, SP</w:t>
+        <w:t xml:space="preserve">   |   📍 Osasco, SP</w:t>
       </w:r>
     </w:p>
     <w:p>
@@ -173,7 +123,6 @@
         </w:rPr>
         <w:t xml:space="preserve"> em consultoria, transformando dados complexos em insights estratégicos que geram eficiência de processos e melhoram a tomada de decisão. Atuo na implementação de projetos de dados </w:t>
       </w:r>
-      <w:proofErr w:type="spellStart"/>
       <w:r>
         <w:rPr>
           <w:i/>
@@ -182,7 +131,6 @@
         </w:rPr>
         <w:t>end-to-end</w:t>
       </w:r>
-      <w:proofErr w:type="spellEnd"/>
       <w:r>
         <w:rPr>
           <w:color w:val="000000"/>
@@ -207,25 +155,7 @@
           <w:bCs/>
           <w:color w:val="1F4E79"/>
         </w:rPr>
-        <w:t xml:space="preserve">Kraft Heinz, Rabobank, Loggi, Lowell, Unimed Seguros, BSS Blindagens, </w:t>
-      </w:r>
-      <w:proofErr w:type="spellStart"/>
-      <w:r>
-        <w:rPr>
-          <w:b/>
-          <w:bCs/>
-          <w:color w:val="1F4E79"/>
-        </w:rPr>
-        <w:t>Megavig</w:t>
-      </w:r>
-      <w:proofErr w:type="spellEnd"/>
-      <w:r>
-        <w:rPr>
-          <w:b/>
-          <w:bCs/>
-          <w:color w:val="1F4E79"/>
-        </w:rPr>
-        <w:t>, Usina Santa Terezinha e Ouro Safra</w:t>
+        <w:t>Kraft Heinz, Rabobank, Loggi, Lowell, Unimed Seguros, BSS Blindagens, Megavig, Usina Santa Terezinha e Ouro Safra</w:t>
       </w:r>
       <w:r>
         <w:rPr>
@@ -515,21 +445,7 @@
               <w:rPr>
                 <w:color w:val="000000"/>
               </w:rPr>
-              <w:t xml:space="preserve">Scripts Python, Automação de </w:t>
-            </w:r>
-            <w:proofErr w:type="spellStart"/>
-            <w:r>
-              <w:rPr>
-                <w:color w:val="000000"/>
-              </w:rPr>
-              <w:t>PDFs</w:t>
-            </w:r>
-            <w:proofErr w:type="spellEnd"/>
-            <w:r>
-              <w:rPr>
-                <w:color w:val="000000"/>
-              </w:rPr>
-              <w:t>, RPA</w:t>
+              <w:t>Scripts Python, Automação de PDFs, RPA</w:t>
             </w:r>
           </w:p>
         </w:tc>
@@ -635,25 +551,7 @@
           <w:bCs/>
           <w:color w:val="000000"/>
         </w:rPr>
-        <w:t xml:space="preserve">Projetos para Múltiplos </w:t>
-      </w:r>
-      <w:proofErr w:type="gramStart"/>
-      <w:r>
-        <w:rPr>
-          <w:b/>
-          <w:bCs/>
-          <w:color w:val="000000"/>
-        </w:rPr>
-        <w:t>Clientes  |</w:t>
-      </w:r>
-      <w:proofErr w:type="gramEnd"/>
-      <w:r>
-        <w:rPr>
-          <w:b/>
-          <w:bCs/>
-          <w:color w:val="000000"/>
-        </w:rPr>
-        <w:t xml:space="preserve">  </w:t>
+        <w:t xml:space="preserve">Projetos para Múltiplos Clientes  |  </w:t>
       </w:r>
       <w:r>
         <w:rPr>
@@ -675,23 +573,13 @@
         </w:rPr>
         <w:t xml:space="preserve">• </w:t>
       </w:r>
-      <w:proofErr w:type="spellStart"/>
-      <w:r>
-        <w:rPr>
-          <w:b/>
-          <w:bCs/>
-          <w:color w:val="000000"/>
-        </w:rPr>
-        <w:t>end-to-end</w:t>
-      </w:r>
-      <w:proofErr w:type="spellEnd"/>
-      <w:r>
-        <w:rPr>
-          <w:b/>
-          <w:bCs/>
-          <w:color w:val="000000"/>
-        </w:rPr>
-        <w:t xml:space="preserve">: </w:t>
+      <w:r>
+        <w:rPr>
+          <w:b/>
+          <w:bCs/>
+          <w:color w:val="000000"/>
+        </w:rPr>
+        <w:t xml:space="preserve">end-to-end: </w:t>
       </w:r>
       <w:r>
         <w:rPr>
@@ -870,16 +758,7 @@
           <w:bCs/>
           <w:color w:val="2E75B6"/>
         </w:rPr>
-        <w:t xml:space="preserve">Kraft </w:t>
-      </w:r>
-      <w:proofErr w:type="gramStart"/>
-      <w:r>
-        <w:rPr>
-          <w:b/>
-          <w:bCs/>
-          <w:color w:val="2E75B6"/>
-        </w:rPr>
-        <w:t xml:space="preserve">Heinz  </w:t>
+        <w:t xml:space="preserve">Kraft Heinz  </w:t>
       </w:r>
       <w:r>
         <w:rPr>
@@ -887,263 +766,312 @@
           <w:iCs/>
           <w:color w:val="595959"/>
         </w:rPr>
-        <w:t>|</w:t>
-      </w:r>
-      <w:proofErr w:type="gramEnd"/>
+        <w:t>| Bens de Consumo</w:t>
+      </w:r>
+    </w:p>
+    <w:p>
+      <w:pPr>
+        <w:spacing w:before="60" w:after="60"/>
+        <w:ind w:left="360"/>
+      </w:pPr>
+      <w:r>
+        <w:rPr>
+          <w:color w:val="2E75B6"/>
+        </w:rPr>
+        <w:t xml:space="preserve">• </w:t>
+      </w:r>
+      <w:r>
+        <w:rPr>
+          <w:color w:val="000000"/>
+        </w:rPr>
+        <w:t>Integração de dados de múltiplas fontes via SQL, consolidando informações críticas para a operação.</w:t>
+      </w:r>
+    </w:p>
+    <w:p>
+      <w:pPr>
+        <w:spacing w:before="60" w:after="60"/>
+        <w:ind w:left="360"/>
+      </w:pPr>
+      <w:r>
+        <w:rPr>
+          <w:color w:val="2E75B6"/>
+        </w:rPr>
+        <w:t xml:space="preserve">• </w:t>
+      </w:r>
+      <w:r>
+        <w:rPr>
+          <w:color w:val="000000"/>
+        </w:rPr>
+        <w:t>Desenvolvimento de automações em Python para aceleração de relatórios financeiros e de estoque.</w:t>
+      </w:r>
+    </w:p>
+    <w:p>
+      <w:pPr>
+        <w:spacing w:before="60" w:after="60"/>
+        <w:ind w:left="360"/>
+        <w:rPr>
+          <w:color w:val="000000"/>
+        </w:rPr>
+      </w:pPr>
+      <w:r>
+        <w:rPr>
+          <w:color w:val="2E75B6"/>
+        </w:rPr>
+        <w:t xml:space="preserve">• </w:t>
+      </w:r>
+      <w:r>
+        <w:rPr>
+          <w:color w:val="000000"/>
+        </w:rPr>
+        <w:t>Resultado: informações financeiras e de estoque mais rápidas e precisas, otimizando a tomada de decisão.</w:t>
+      </w:r>
+    </w:p>
+    <w:p>
+      <w:pPr>
+        <w:spacing w:before="60" w:after="60"/>
+        <w:ind w:left="360"/>
+      </w:pPr>
+    </w:p>
+    <w:p>
+      <w:pPr>
+        <w:spacing w:before="60" w:after="60"/>
+        <w:ind w:left="360"/>
+      </w:pPr>
+    </w:p>
+    <w:p>
+      <w:pPr>
+        <w:spacing w:before="60" w:after="60"/>
+        <w:ind w:left="360"/>
+      </w:pPr>
+    </w:p>
+    <w:p>
+      <w:pPr>
+        <w:spacing w:before="60" w:after="60"/>
+        <w:ind w:left="360"/>
+      </w:pPr>
+    </w:p>
+    <w:p>
+      <w:pPr>
+        <w:spacing w:before="120" w:after="30"/>
+        <w:rPr>
+          <w:b/>
+          <w:bCs/>
+          <w:color w:val="2E75B6"/>
+        </w:rPr>
+      </w:pPr>
+      <w:r>
+        <w:rPr>
+          <w:b/>
+          <w:bCs/>
+          <w:color w:val="2E75B6"/>
+        </w:rPr>
+        <w:t>Rabobank | Setor Bancário</w:t>
+      </w:r>
+    </w:p>
+    <w:p>
+      <w:pPr>
+        <w:spacing w:before="60" w:after="60"/>
+        <w:ind w:left="360"/>
+      </w:pPr>
+      <w:r>
+        <w:t>• Desenvolvimento de modelos preditivos em Python para análise de risco, comportamento de clientes e identificação de padrões em dados financeiros de grande escala.</w:t>
+      </w:r>
+    </w:p>
+    <w:p>
+      <w:pPr>
+        <w:spacing w:before="60" w:after="60"/>
+        <w:ind w:left="360"/>
+      </w:pPr>
+      <w:r>
+        <w:t>• Construção de pipelines analíticos com SQL e Python para preparação, feature engineering e treinamento de modelos orientados a decisões de negócio.</w:t>
+      </w:r>
+    </w:p>
+    <w:p>
+      <w:pPr>
+        <w:spacing w:before="60" w:after="60"/>
+        <w:ind w:left="360"/>
+      </w:pPr>
+      <w:r>
+        <w:t>• Planejamento e execução de experimentos controlados (A/B tests) para avaliar o impacto de mudanças em produtos financeiros e estratégias comerciais.</w:t>
+      </w:r>
+    </w:p>
+    <w:p>
+      <w:pPr>
+        <w:spacing w:before="60" w:after="60"/>
+        <w:ind w:left="360"/>
+      </w:pPr>
+      <w:r>
+        <w:t>• Aplicação de métodos de inferência causal para identificar efeitos reais de intervenções, separando correlação de causalidade em métricas de performance do banco.</w:t>
+      </w:r>
+    </w:p>
+    <w:p>
+      <w:pPr>
+        <w:spacing w:before="60" w:after="60"/>
+        <w:ind w:left="360"/>
+      </w:pPr>
+      <w:r>
+        <w:t>• Desenvolvimento de dashboards analíticos no Power BI para monitoramento de KPIs, métricas experimentais e resultados de modelos.</w:t>
+      </w:r>
+    </w:p>
+    <w:p>
+      <w:pPr>
+        <w:spacing w:before="60" w:after="60"/>
+        <w:ind w:left="360"/>
+      </w:pPr>
+      <w:r>
+        <w:t>• Impacto: geração de insights quantitativos robustos que sustentaram decisões estratégicas do banco, aumentando a precisão na priorização de iniciativas de alto impacto.</w:t>
+      </w:r>
+    </w:p>
+    <w:p>
+      <w:pPr>
+        <w:spacing w:before="60" w:after="60"/>
+        <w:ind w:left="360"/>
+      </w:pPr>
+    </w:p>
+    <w:p>
+      <w:pPr>
+        <w:spacing w:before="120" w:after="30"/>
+      </w:pPr>
+      <w:r>
+        <w:rPr>
+          <w:b/>
+          <w:bCs/>
+          <w:color w:val="2E75B6"/>
+        </w:rPr>
+        <w:t>Loggi | Logística &amp; Entregas</w:t>
+      </w:r>
+    </w:p>
+    <w:p>
+      <w:pPr>
+        <w:spacing w:before="60" w:after="60"/>
+        <w:ind w:left="360"/>
+      </w:pPr>
+      <w:r>
+        <w:t>• Desenvolvimento de modelos preditivos e algoritmos de otimização em Python para roteirização logística e previsão de demanda, melhorando a eficiência operacional.</w:t>
+      </w:r>
+    </w:p>
+    <w:p>
+      <w:pPr>
+        <w:spacing w:before="60" w:after="60"/>
+        <w:ind w:left="360"/>
+      </w:pPr>
+      <w:r>
+        <w:t>• Estruturação e execução de experimentos A/B em operações logísticas para validar melhorias em estratégias de distribuição, alocação de entregadores e rotas.</w:t>
+      </w:r>
+    </w:p>
+    <w:p>
+      <w:pPr>
+        <w:spacing w:before="60" w:after="60"/>
+        <w:ind w:left="360"/>
+      </w:pPr>
+      <w:r>
+        <w:t>• Uso de técnicas de inferência causal para medir o impacto real de mudanças operacionais em tempo de entrega, produtividade e custo logístico.</w:t>
+      </w:r>
+    </w:p>
+    <w:p>
+      <w:pPr>
+        <w:spacing w:before="60" w:after="60"/>
+        <w:ind w:left="360"/>
+      </w:pPr>
+      <w:r>
+        <w:t>• Criação de dashboards estratégicos no Power BI para monitoramento da cadeia logística e acompanhamento de métricas experimentais.</w:t>
+      </w:r>
+    </w:p>
+    <w:p>
+      <w:pPr>
+        <w:spacing w:before="60" w:after="60"/>
+        <w:ind w:left="360"/>
+      </w:pPr>
+      <w:r>
+        <w:t>• Impacto: economia anual de aproximadamente R$ 1 milhão, impulsionada por otimização logística baseada em dados e validação experimental das melhorias implementadas.</w:t>
+      </w:r>
+    </w:p>
+    <w:p>
+      <w:pPr>
+        <w:spacing w:before="120" w:after="30"/>
+      </w:pPr>
+      <w:r>
+        <w:rPr>
+          <w:b/>
+          <w:bCs/>
+          <w:color w:val="2E75B6"/>
+        </w:rPr>
+        <w:t xml:space="preserve">Lowell  </w:t>
+      </w:r>
       <w:r>
         <w:rPr>
           <w:i/>
           <w:iCs/>
           <w:color w:val="595959"/>
         </w:rPr>
-        <w:t xml:space="preserve"> Bens de Consumo</w:t>
-      </w:r>
-    </w:p>
-    <w:p>
-      <w:pPr>
-        <w:spacing w:before="60" w:after="60"/>
-        <w:ind w:left="360"/>
-      </w:pPr>
-      <w:r>
-        <w:rPr>
-          <w:color w:val="2E75B6"/>
-        </w:rPr>
-        <w:t xml:space="preserve">• </w:t>
-      </w:r>
-      <w:r>
-        <w:rPr>
-          <w:color w:val="000000"/>
-        </w:rPr>
-        <w:t>Integração de dados de múltiplas fontes via SQL, consolidando informações críticas para a operação.</w:t>
-      </w:r>
-    </w:p>
-    <w:p>
-      <w:pPr>
-        <w:spacing w:before="60" w:after="60"/>
-        <w:ind w:left="360"/>
-      </w:pPr>
-      <w:r>
-        <w:rPr>
-          <w:color w:val="2E75B6"/>
-        </w:rPr>
-        <w:t xml:space="preserve">• </w:t>
-      </w:r>
-      <w:r>
-        <w:rPr>
-          <w:color w:val="000000"/>
-        </w:rPr>
-        <w:t>Desenvolvimento de automações em Python para aceleração de relatórios financeiros e de estoque.</w:t>
-      </w:r>
-    </w:p>
-    <w:p>
-      <w:pPr>
-        <w:spacing w:before="60" w:after="60"/>
-        <w:ind w:left="360"/>
-        <w:rPr>
-          <w:color w:val="000000"/>
-        </w:rPr>
-      </w:pPr>
-      <w:r>
-        <w:rPr>
-          <w:color w:val="2E75B6"/>
-        </w:rPr>
-        <w:t xml:space="preserve">• </w:t>
-      </w:r>
-      <w:r>
-        <w:rPr>
-          <w:color w:val="000000"/>
-        </w:rPr>
-        <w:t>Resultado: informações financeiras e de estoque mais rápidas e precisas, otimizando a tomada de decisão.</w:t>
-      </w:r>
-    </w:p>
-    <w:p>
-      <w:pPr>
-        <w:spacing w:before="60" w:after="60"/>
-        <w:ind w:left="360"/>
-      </w:pPr>
-    </w:p>
-    <w:p>
-      <w:pPr>
-        <w:spacing w:before="60" w:after="60"/>
-        <w:ind w:left="360"/>
-      </w:pPr>
-    </w:p>
-    <w:p>
-      <w:pPr>
-        <w:spacing w:before="60" w:after="60"/>
-        <w:ind w:left="360"/>
-      </w:pPr>
-    </w:p>
-    <w:p>
-      <w:pPr>
-        <w:spacing w:before="60" w:after="60"/>
-        <w:ind w:left="360"/>
-      </w:pPr>
+        <w:t>| Serviços Financeiros / Crédito</w:t>
+      </w:r>
+    </w:p>
+    <w:p>
+      <w:pPr>
+        <w:spacing w:before="60" w:after="60"/>
+        <w:ind w:left="360"/>
+      </w:pPr>
+      <w:r>
+        <w:rPr>
+          <w:color w:val="2E75B6"/>
+        </w:rPr>
+        <w:t xml:space="preserve">• </w:t>
+      </w:r>
+      <w:r>
+        <w:rPr>
+          <w:color w:val="000000"/>
+        </w:rPr>
+        <w:t>Sistema de análise de crédito com consultas rápidas em SQL para grandes volumes de dados.</w:t>
+      </w:r>
+    </w:p>
+    <w:p>
+      <w:pPr>
+        <w:spacing w:before="60" w:after="60"/>
+        <w:ind w:left="360"/>
+      </w:pPr>
+      <w:r>
+        <w:rPr>
+          <w:color w:val="2E75B6"/>
+        </w:rPr>
+        <w:t xml:space="preserve">• </w:t>
+      </w:r>
+      <w:r>
+        <w:rPr>
+          <w:color w:val="000000"/>
+        </w:rPr>
+        <w:t>Relatórios no Power BI para visualização de hábitos de clientes e prevenção de inadimplência.</w:t>
+      </w:r>
+    </w:p>
+    <w:p>
+      <w:pPr>
+        <w:spacing w:before="60" w:after="60"/>
+        <w:ind w:left="360"/>
+      </w:pPr>
+      <w:r>
+        <w:rPr>
+          <w:color w:val="2E75B6"/>
+        </w:rPr>
+        <w:t xml:space="preserve">• </w:t>
+      </w:r>
+      <w:r>
+        <w:rPr>
+          <w:color w:val="000000"/>
+        </w:rPr>
+        <w:t>Resultado: decisões de crédito mais assertivas e com menor exposição a risco.</w:t>
+      </w:r>
     </w:p>
     <w:p>
       <w:pPr>
         <w:spacing w:before="120" w:after="30"/>
-        <w:rPr>
-          <w:b/>
-          <w:bCs/>
-          <w:color w:val="2E75B6"/>
-        </w:rPr>
-      </w:pPr>
-      <w:r>
-        <w:rPr>
-          <w:b/>
-          <w:bCs/>
-          <w:color w:val="2E75B6"/>
-        </w:rPr>
-        <w:t>Rabobank | Setor Bancário</w:t>
-      </w:r>
-    </w:p>
-    <w:p>
-      <w:pPr>
-        <w:spacing w:before="60" w:after="60"/>
-        <w:ind w:left="360"/>
-      </w:pPr>
-      <w:r>
-        <w:t>• Desenvolvimento de modelos preditivos em Python para análise de risco, comportamento de clientes e identificação de padrões em dados financeiros de grande escala.</w:t>
-      </w:r>
-    </w:p>
-    <w:p>
-      <w:pPr>
-        <w:spacing w:before="60" w:after="60"/>
-        <w:ind w:left="360"/>
-      </w:pPr>
-      <w:r>
-        <w:t xml:space="preserve">• Construção de pipelines analíticos com SQL e Python para preparação, feature </w:t>
-      </w:r>
-      <w:proofErr w:type="spellStart"/>
-      <w:r>
-        <w:t>engineering</w:t>
-      </w:r>
-      <w:proofErr w:type="spellEnd"/>
-      <w:r>
-        <w:t xml:space="preserve"> e treinamento de modelos orientados a decisões de negócio.</w:t>
-      </w:r>
-    </w:p>
-    <w:p>
-      <w:pPr>
-        <w:spacing w:before="60" w:after="60"/>
-        <w:ind w:left="360"/>
-      </w:pPr>
-      <w:r>
-        <w:t xml:space="preserve">• Planejamento e execução de experimentos controlados (A/B </w:t>
-      </w:r>
-      <w:proofErr w:type="spellStart"/>
-      <w:r>
-        <w:t>tests</w:t>
-      </w:r>
-      <w:proofErr w:type="spellEnd"/>
-      <w:r>
-        <w:t>) para avaliar o impacto de mudanças em produtos financeiros e estratégias comerciais.</w:t>
-      </w:r>
-    </w:p>
-    <w:p>
-      <w:pPr>
-        <w:spacing w:before="60" w:after="60"/>
-        <w:ind w:left="360"/>
-      </w:pPr>
-      <w:r>
-        <w:t>• Aplicação de métodos de inferência causal para identificar efeitos reais de intervenções, separando correlação de causalidade em métricas de performance do banco.</w:t>
-      </w:r>
-    </w:p>
-    <w:p>
-      <w:pPr>
-        <w:spacing w:before="60" w:after="60"/>
-        <w:ind w:left="360"/>
-      </w:pPr>
-      <w:r>
-        <w:t>• Desenvolvimento de dashboards analíticos no Power BI para monitoramento de KPIs, métricas experimentais e resultados de modelos.</w:t>
-      </w:r>
-    </w:p>
-    <w:p>
-      <w:pPr>
-        <w:spacing w:before="60" w:after="60"/>
-        <w:ind w:left="360"/>
-      </w:pPr>
-      <w:r>
-        <w:t>• Impacto: geração de insights quantitativos robustos que sustentaram decisões estratégicas do banco, aumentando a precisão na priorização de iniciativas de alto impacto.</w:t>
-      </w:r>
-    </w:p>
-    <w:p>
-      <w:pPr>
-        <w:spacing w:before="60" w:after="60"/>
-        <w:ind w:left="360"/>
-      </w:pPr>
-    </w:p>
-    <w:p>
-      <w:pPr>
-        <w:spacing w:before="120" w:after="30"/>
-      </w:pPr>
-      <w:r>
-        <w:rPr>
-          <w:b/>
-          <w:bCs/>
-          <w:color w:val="2E75B6"/>
-        </w:rPr>
-        <w:t>Loggi | Logística &amp; Entregas</w:t>
-      </w:r>
-    </w:p>
-    <w:p>
-      <w:pPr>
-        <w:spacing w:before="60" w:after="60"/>
-        <w:ind w:left="360"/>
-      </w:pPr>
-      <w:r>
-        <w:t>• Desenvolvimento de modelos preditivos e algoritmos de otimização em Python para roteirização logística e previsão de demanda, melhorando a eficiência operacional.</w:t>
-      </w:r>
-    </w:p>
-    <w:p>
-      <w:pPr>
-        <w:spacing w:before="60" w:after="60"/>
-        <w:ind w:left="360"/>
-      </w:pPr>
-      <w:r>
-        <w:t>• Estruturação e execução de experimentos A/B em operações logísticas para validar melhorias em estratégias de distribuição, alocação de entregadores e rotas.</w:t>
-      </w:r>
-    </w:p>
-    <w:p>
-      <w:pPr>
-        <w:spacing w:before="60" w:after="60"/>
-        <w:ind w:left="360"/>
-      </w:pPr>
-      <w:r>
-        <w:t>• Uso de técnicas de inferência causal para medir o impacto real de mudanças operacionais em tempo de entrega, produtividade e custo logístico.</w:t>
-      </w:r>
-    </w:p>
-    <w:p>
-      <w:pPr>
-        <w:spacing w:before="60" w:after="60"/>
-        <w:ind w:left="360"/>
-      </w:pPr>
-      <w:r>
-        <w:t>• Criação de dashboards estratégicos no Power BI para monitoramento da cadeia logística e acompanhamento de métricas experimentais.</w:t>
-      </w:r>
-    </w:p>
-    <w:p>
-      <w:pPr>
-        <w:spacing w:before="60" w:after="60"/>
-        <w:ind w:left="360"/>
-      </w:pPr>
-      <w:r>
-        <w:t>• Impacto: economia anual de aproximadamente R$ 1 milhão, impulsionada por otimização logística baseada em dados e validação experimental das melhorias implementadas.</w:t>
-      </w:r>
-    </w:p>
-    <w:p>
-      <w:pPr>
-        <w:spacing w:before="120" w:after="30"/>
-      </w:pPr>
-      <w:proofErr w:type="gramStart"/>
-      <w:r>
-        <w:rPr>
-          <w:b/>
-          <w:bCs/>
-          <w:color w:val="2E75B6"/>
-        </w:rPr>
-        <w:t xml:space="preserve">Lowell  </w:t>
+      </w:pPr>
+      <w:r>
+        <w:rPr>
+          <w:b/>
+          <w:bCs/>
+          <w:color w:val="2E75B6"/>
+        </w:rPr>
+        <w:t xml:space="preserve">BSS Blindagens  </w:t>
       </w:r>
       <w:r>
         <w:rPr>
@@ -1151,84 +1079,136 @@
           <w:iCs/>
           <w:color w:val="595959"/>
         </w:rPr>
-        <w:t>|</w:t>
-      </w:r>
-      <w:proofErr w:type="gramEnd"/>
+        <w:t>| Manufatura / Segurança</w:t>
+      </w:r>
+    </w:p>
+    <w:p>
+      <w:pPr>
+        <w:spacing w:before="60" w:after="60"/>
+        <w:ind w:left="360"/>
+      </w:pPr>
+      <w:r>
+        <w:rPr>
+          <w:color w:val="2E75B6"/>
+        </w:rPr>
+        <w:t xml:space="preserve">• </w:t>
+      </w:r>
+      <w:r>
+        <w:rPr>
+          <w:color w:val="000000"/>
+        </w:rPr>
+        <w:t>Scripts Python para automação da análise de dados de produção e qualidade das blindagens.</w:t>
+      </w:r>
+    </w:p>
+    <w:p>
+      <w:pPr>
+        <w:spacing w:before="60" w:after="60"/>
+        <w:ind w:left="360"/>
+      </w:pPr>
+      <w:r>
+        <w:rPr>
+          <w:color w:val="2E75B6"/>
+        </w:rPr>
+        <w:t xml:space="preserve">• </w:t>
+      </w:r>
+      <w:r>
+        <w:rPr>
+          <w:color w:val="000000"/>
+        </w:rPr>
+        <w:t>Dashboards interativos no Power BI para visão completa do desempenho operacional.</w:t>
+      </w:r>
+    </w:p>
+    <w:p>
+      <w:pPr>
+        <w:spacing w:before="60" w:after="60"/>
+        <w:ind w:left="360"/>
+      </w:pPr>
+      <w:r>
+        <w:rPr>
+          <w:color w:val="2E75B6"/>
+        </w:rPr>
+        <w:t xml:space="preserve">• </w:t>
+      </w:r>
+      <w:r>
+        <w:rPr>
+          <w:color w:val="000000"/>
+        </w:rPr>
+        <w:t>Resultado: simplificação da interpretação de dados e melhoria na eficiência dos processos.</w:t>
+      </w:r>
+    </w:p>
+    <w:p>
+      <w:pPr>
+        <w:spacing w:before="120" w:after="30"/>
+      </w:pPr>
+      <w:r>
+        <w:rPr>
+          <w:b/>
+          <w:bCs/>
+          <w:color w:val="2E75B6"/>
+        </w:rPr>
+        <w:t xml:space="preserve">Grupo Megavig  </w:t>
+      </w:r>
       <w:r>
         <w:rPr>
           <w:i/>
           <w:iCs/>
           <w:color w:val="595959"/>
         </w:rPr>
-        <w:t xml:space="preserve"> Serviços Financeiros / Crédito</w:t>
-      </w:r>
-    </w:p>
-    <w:p>
-      <w:pPr>
-        <w:spacing w:before="60" w:after="60"/>
-        <w:ind w:left="360"/>
-      </w:pPr>
-      <w:r>
-        <w:rPr>
-          <w:color w:val="2E75B6"/>
-        </w:rPr>
-        <w:t xml:space="preserve">• </w:t>
-      </w:r>
-      <w:r>
-        <w:rPr>
-          <w:color w:val="000000"/>
-        </w:rPr>
-        <w:t>Sistema de análise de crédito com consultas rápidas em SQL para grandes volumes de dados.</w:t>
-      </w:r>
-    </w:p>
-    <w:p>
-      <w:pPr>
-        <w:spacing w:before="60" w:after="60"/>
-        <w:ind w:left="360"/>
-      </w:pPr>
-      <w:r>
-        <w:rPr>
-          <w:color w:val="2E75B6"/>
-        </w:rPr>
-        <w:t xml:space="preserve">• </w:t>
-      </w:r>
-      <w:r>
-        <w:rPr>
-          <w:color w:val="000000"/>
-        </w:rPr>
-        <w:t>Relatórios no Power BI para visualização de hábitos de clientes e prevenção de inadimplência.</w:t>
-      </w:r>
-    </w:p>
-    <w:p>
-      <w:pPr>
-        <w:spacing w:before="60" w:after="60"/>
-        <w:ind w:left="360"/>
-      </w:pPr>
-      <w:r>
-        <w:rPr>
-          <w:color w:val="2E75B6"/>
-        </w:rPr>
-        <w:t xml:space="preserve">• </w:t>
-      </w:r>
-      <w:r>
-        <w:rPr>
-          <w:color w:val="000000"/>
-        </w:rPr>
-        <w:t xml:space="preserve">Resultado: decisões de crédito mais assertivas e com menor exposição </w:t>
-      </w:r>
-      <w:proofErr w:type="spellStart"/>
-      <w:r>
-        <w:rPr>
-          <w:color w:val="000000"/>
-        </w:rPr>
-        <w:t>a</w:t>
-      </w:r>
-      <w:proofErr w:type="spellEnd"/>
-      <w:r>
-        <w:rPr>
-          <w:color w:val="000000"/>
-        </w:rPr>
-        <w:t xml:space="preserve"> risco.</w:t>
+        <w:t>| Segurança Privada</w:t>
+      </w:r>
+    </w:p>
+    <w:p>
+      <w:pPr>
+        <w:spacing w:before="60" w:after="60"/>
+        <w:ind w:left="360"/>
+      </w:pPr>
+      <w:r>
+        <w:rPr>
+          <w:color w:val="2E75B6"/>
+        </w:rPr>
+        <w:t xml:space="preserve">• </w:t>
+      </w:r>
+      <w:r>
+        <w:rPr>
+          <w:color w:val="000000"/>
+        </w:rPr>
+        <w:t>Soluções avançadas de análise de dados geoespaciais com Python, automatizando processos para máxima eficiência.</w:t>
+      </w:r>
+    </w:p>
+    <w:p>
+      <w:pPr>
+        <w:spacing w:before="60" w:after="60"/>
+        <w:ind w:left="360"/>
+      </w:pPr>
+      <w:r>
+        <w:rPr>
+          <w:color w:val="2E75B6"/>
+        </w:rPr>
+        <w:t xml:space="preserve">• </w:t>
+      </w:r>
+      <w:r>
+        <w:rPr>
+          <w:color w:val="000000"/>
+        </w:rPr>
+        <w:t>Painéis dinâmicos no Power BI com visão intuitiva de dados de localização para decisões estratégicas.</w:t>
+      </w:r>
+    </w:p>
+    <w:p>
+      <w:pPr>
+        <w:spacing w:before="60" w:after="60"/>
+        <w:ind w:left="360"/>
+      </w:pPr>
+      <w:r>
+        <w:rPr>
+          <w:color w:val="2E75B6"/>
+        </w:rPr>
+        <w:t xml:space="preserve">• </w:t>
+      </w:r>
+      <w:r>
+        <w:rPr>
+          <w:color w:val="000000"/>
+        </w:rPr>
+        <w:t>Resultado: transformação de dados em insights valiosos para melhoria de desempenho do negócio.</w:t>
       </w:r>
     </w:p>
     <w:p>
@@ -1241,16 +1221,7 @@
           <w:bCs/>
           <w:color w:val="2E75B6"/>
         </w:rPr>
-        <w:t xml:space="preserve">BSS </w:t>
-      </w:r>
-      <w:proofErr w:type="gramStart"/>
-      <w:r>
-        <w:rPr>
-          <w:b/>
-          <w:bCs/>
-          <w:color w:val="2E75B6"/>
-        </w:rPr>
-        <w:t xml:space="preserve">Blindagens  </w:t>
+        <w:t xml:space="preserve">Usina Santa Terezinha (USACUCAR)  </w:t>
       </w:r>
       <w:r>
         <w:rPr>
@@ -1258,70 +1229,119 @@
           <w:iCs/>
           <w:color w:val="595959"/>
         </w:rPr>
-        <w:t>|</w:t>
-      </w:r>
-      <w:proofErr w:type="gramEnd"/>
+        <w:t>| Agronegócio</w:t>
+      </w:r>
+    </w:p>
+    <w:p>
+      <w:pPr>
+        <w:spacing w:before="60" w:after="60"/>
+        <w:ind w:left="360"/>
+      </w:pPr>
+      <w:r>
+        <w:rPr>
+          <w:color w:val="2E75B6"/>
+        </w:rPr>
+        <w:lastRenderedPageBreak/>
+        <w:t xml:space="preserve">• </w:t>
+      </w:r>
+      <w:r>
+        <w:rPr>
+          <w:color w:val="000000"/>
+        </w:rPr>
+        <w:t>Modernização do controle de produção com bancos de dados inteligentes e automação em Python.</w:t>
+      </w:r>
+    </w:p>
+    <w:p>
+      <w:pPr>
+        <w:spacing w:before="60" w:after="60"/>
+        <w:ind w:left="360"/>
+      </w:pPr>
+      <w:r>
+        <w:rPr>
+          <w:color w:val="2E75B6"/>
+        </w:rPr>
+        <w:t xml:space="preserve">• </w:t>
+      </w:r>
+      <w:r>
+        <w:rPr>
+          <w:color w:val="000000"/>
+        </w:rPr>
+        <w:t>Desenvolvimento de modelos em Excel para suporte a decisões estratégicas sobre plantações.</w:t>
+      </w:r>
+    </w:p>
+    <w:p>
+      <w:pPr>
+        <w:spacing w:before="60" w:after="60"/>
+        <w:ind w:left="360"/>
+      </w:pPr>
+      <w:r>
+        <w:rPr>
+          <w:color w:val="2E75B6"/>
+        </w:rPr>
+        <w:t xml:space="preserve">• </w:t>
+      </w:r>
+      <w:r>
+        <w:rPr>
+          <w:color w:val="000000"/>
+        </w:rPr>
+        <w:t>Resultado: operação muito mais eficiente e rastreabilidade completa da produção.</w:t>
+      </w:r>
+    </w:p>
+    <w:p>
+      <w:pPr>
+        <w:spacing w:before="120" w:after="30"/>
+      </w:pPr>
+      <w:r>
+        <w:rPr>
+          <w:b/>
+          <w:bCs/>
+          <w:color w:val="2E75B6"/>
+        </w:rPr>
+        <w:t xml:space="preserve">Unimed Seguros  </w:t>
+      </w:r>
       <w:r>
         <w:rPr>
           <w:i/>
           <w:iCs/>
           <w:color w:val="595959"/>
         </w:rPr>
-        <w:t xml:space="preserve"> Manufatura / Segurança</w:t>
-      </w:r>
-    </w:p>
-    <w:p>
-      <w:pPr>
-        <w:spacing w:before="60" w:after="60"/>
-        <w:ind w:left="360"/>
-      </w:pPr>
-      <w:r>
-        <w:rPr>
-          <w:color w:val="2E75B6"/>
-        </w:rPr>
-        <w:t xml:space="preserve">• </w:t>
-      </w:r>
-      <w:r>
-        <w:rPr>
-          <w:color w:val="000000"/>
-        </w:rPr>
-        <w:t>Scripts Python para automação da análise de dados de produção e qualidade das blindagens.</w:t>
-      </w:r>
-    </w:p>
-    <w:p>
-      <w:pPr>
-        <w:spacing w:before="60" w:after="60"/>
-        <w:ind w:left="360"/>
-      </w:pPr>
-      <w:r>
-        <w:rPr>
-          <w:color w:val="2E75B6"/>
-        </w:rPr>
-        <w:t xml:space="preserve">• </w:t>
-      </w:r>
-      <w:r>
-        <w:rPr>
-          <w:color w:val="000000"/>
-        </w:rPr>
-        <w:t>Dashboards interativos no Power BI para visão completa do desempenho operacional.</w:t>
-      </w:r>
-    </w:p>
-    <w:p>
-      <w:pPr>
-        <w:spacing w:before="60" w:after="60"/>
-        <w:ind w:left="360"/>
-      </w:pPr>
-      <w:r>
-        <w:rPr>
-          <w:color w:val="2E75B6"/>
-        </w:rPr>
-        <w:t xml:space="preserve">• </w:t>
-      </w:r>
-      <w:r>
-        <w:rPr>
-          <w:color w:val="000000"/>
-        </w:rPr>
-        <w:t>Resultado: simplificação da interpretação de dados e melhoria na eficiência dos processos.</w:t>
+        <w:t>| Saúde &amp; Seguros</w:t>
+      </w:r>
+    </w:p>
+    <w:p>
+      <w:pPr>
+        <w:spacing w:before="60" w:after="60"/>
+        <w:ind w:left="360"/>
+      </w:pPr>
+      <w:r>
+        <w:rPr>
+          <w:color w:val="2E75B6"/>
+        </w:rPr>
+        <w:t xml:space="preserve">• </w:t>
+      </w:r>
+      <w:r>
+        <w:rPr>
+          <w:color w:val="000000"/>
+        </w:rPr>
+        <w:t>Treinamento corporativo focado em análise de dados e automação de processos com Excel.</w:t>
+      </w:r>
+    </w:p>
+    <w:p>
+      <w:pPr>
+        <w:spacing w:before="60" w:after="60"/>
+        <w:ind w:left="360"/>
+      </w:pPr>
+      <w:r>
+        <w:rPr>
+          <w:color w:val="2E75B6"/>
+        </w:rPr>
+        <w:t xml:space="preserve">• </w:t>
+      </w:r>
+      <w:r>
+        <w:rPr>
+          <w:color w:val="000000"/>
+        </w:rPr>
+        <w:t>Demonstração prática de ganhos de produtividade, redução de erros e maior eficiência analítica.</w:t>
       </w:r>
     </w:p>
     <w:p>
@@ -1334,26 +1354,7 @@
           <w:bCs/>
           <w:color w:val="2E75B6"/>
         </w:rPr>
-        <w:t xml:space="preserve">Grupo </w:t>
-      </w:r>
-      <w:proofErr w:type="spellStart"/>
-      <w:proofErr w:type="gramStart"/>
-      <w:r>
-        <w:rPr>
-          <w:b/>
-          <w:bCs/>
-          <w:color w:val="2E75B6"/>
-        </w:rPr>
-        <w:t>Megavig</w:t>
-      </w:r>
-      <w:proofErr w:type="spellEnd"/>
-      <w:r>
-        <w:rPr>
-          <w:b/>
-          <w:bCs/>
-          <w:color w:val="2E75B6"/>
-        </w:rPr>
-        <w:t xml:space="preserve">  </w:t>
+        <w:t xml:space="preserve">Ouro Safra  </w:t>
       </w:r>
       <w:r>
         <w:rPr>
@@ -1361,278 +1362,7 @@
           <w:iCs/>
           <w:color w:val="595959"/>
         </w:rPr>
-        <w:t>|</w:t>
-      </w:r>
-      <w:proofErr w:type="gramEnd"/>
-      <w:r>
-        <w:rPr>
-          <w:i/>
-          <w:iCs/>
-          <w:color w:val="595959"/>
-        </w:rPr>
-        <w:t xml:space="preserve"> Segurança Privada</w:t>
-      </w:r>
-    </w:p>
-    <w:p>
-      <w:pPr>
-        <w:spacing w:before="60" w:after="60"/>
-        <w:ind w:left="360"/>
-      </w:pPr>
-      <w:r>
-        <w:rPr>
-          <w:color w:val="2E75B6"/>
-        </w:rPr>
-        <w:t xml:space="preserve">• </w:t>
-      </w:r>
-      <w:r>
-        <w:rPr>
-          <w:color w:val="000000"/>
-        </w:rPr>
-        <w:t>Soluções avançadas de análise de dados geoespaciais com Python, automatizando processos para máxima eficiência.</w:t>
-      </w:r>
-    </w:p>
-    <w:p>
-      <w:pPr>
-        <w:spacing w:before="60" w:after="60"/>
-        <w:ind w:left="360"/>
-      </w:pPr>
-      <w:r>
-        <w:rPr>
-          <w:color w:val="2E75B6"/>
-        </w:rPr>
-        <w:t xml:space="preserve">• </w:t>
-      </w:r>
-      <w:r>
-        <w:rPr>
-          <w:color w:val="000000"/>
-        </w:rPr>
-        <w:t>Painéis dinâmicos no Power BI com visão intuitiva de dados de localização para decisões estratégicas.</w:t>
-      </w:r>
-    </w:p>
-    <w:p>
-      <w:pPr>
-        <w:spacing w:before="60" w:after="60"/>
-        <w:ind w:left="360"/>
-      </w:pPr>
-      <w:r>
-        <w:rPr>
-          <w:color w:val="2E75B6"/>
-        </w:rPr>
-        <w:t xml:space="preserve">• </w:t>
-      </w:r>
-      <w:r>
-        <w:rPr>
-          <w:color w:val="000000"/>
-        </w:rPr>
-        <w:t>Resultado: transformação de dados em insights valiosos para melhoria de desempenho do negócio.</w:t>
-      </w:r>
-    </w:p>
-    <w:p>
-      <w:pPr>
-        <w:spacing w:before="120" w:after="30"/>
-      </w:pPr>
-      <w:r>
-        <w:rPr>
-          <w:b/>
-          <w:bCs/>
-          <w:color w:val="2E75B6"/>
-        </w:rPr>
-        <w:t>Usina Santa Terezinha (</w:t>
-      </w:r>
-      <w:proofErr w:type="gramStart"/>
-      <w:r>
-        <w:rPr>
-          <w:b/>
-          <w:bCs/>
-          <w:color w:val="2E75B6"/>
-        </w:rPr>
-        <w:t xml:space="preserve">USACUCAR)  </w:t>
-      </w:r>
-      <w:r>
-        <w:rPr>
-          <w:i/>
-          <w:iCs/>
-          <w:color w:val="595959"/>
-        </w:rPr>
-        <w:t>|</w:t>
-      </w:r>
-      <w:proofErr w:type="gramEnd"/>
-      <w:r>
-        <w:rPr>
-          <w:i/>
-          <w:iCs/>
-          <w:color w:val="595959"/>
-        </w:rPr>
-        <w:t xml:space="preserve"> Agronegócio</w:t>
-      </w:r>
-    </w:p>
-    <w:p>
-      <w:pPr>
-        <w:spacing w:before="60" w:after="60"/>
-        <w:ind w:left="360"/>
-      </w:pPr>
-      <w:r>
-        <w:rPr>
-          <w:color w:val="2E75B6"/>
-        </w:rPr>
-        <w:lastRenderedPageBreak/>
-        <w:t xml:space="preserve">• </w:t>
-      </w:r>
-      <w:r>
-        <w:rPr>
-          <w:color w:val="000000"/>
-        </w:rPr>
-        <w:t>Modernização do controle de produção com bancos de dados inteligentes e automação em Python.</w:t>
-      </w:r>
-    </w:p>
-    <w:p>
-      <w:pPr>
-        <w:spacing w:before="60" w:after="60"/>
-        <w:ind w:left="360"/>
-      </w:pPr>
-      <w:r>
-        <w:rPr>
-          <w:color w:val="2E75B6"/>
-        </w:rPr>
-        <w:t xml:space="preserve">• </w:t>
-      </w:r>
-      <w:r>
-        <w:rPr>
-          <w:color w:val="000000"/>
-        </w:rPr>
-        <w:t>Desenvolvimento de modelos em Excel para suporte a decisões estratégicas sobre plantações.</w:t>
-      </w:r>
-    </w:p>
-    <w:p>
-      <w:pPr>
-        <w:spacing w:before="60" w:after="60"/>
-        <w:ind w:left="360"/>
-      </w:pPr>
-      <w:r>
-        <w:rPr>
-          <w:color w:val="2E75B6"/>
-        </w:rPr>
-        <w:t xml:space="preserve">• </w:t>
-      </w:r>
-      <w:r>
-        <w:rPr>
-          <w:color w:val="000000"/>
-        </w:rPr>
-        <w:t>Resultado: operação muito mais eficiente e rastreabilidade completa da produção.</w:t>
-      </w:r>
-    </w:p>
-    <w:p>
-      <w:pPr>
-        <w:spacing w:before="120" w:after="30"/>
-      </w:pPr>
-      <w:r>
-        <w:rPr>
-          <w:b/>
-          <w:bCs/>
-          <w:color w:val="2E75B6"/>
-        </w:rPr>
-        <w:t xml:space="preserve">Unimed </w:t>
-      </w:r>
-      <w:proofErr w:type="gramStart"/>
-      <w:r>
-        <w:rPr>
-          <w:b/>
-          <w:bCs/>
-          <w:color w:val="2E75B6"/>
-        </w:rPr>
-        <w:t xml:space="preserve">Seguros  </w:t>
-      </w:r>
-      <w:r>
-        <w:rPr>
-          <w:i/>
-          <w:iCs/>
-          <w:color w:val="595959"/>
-        </w:rPr>
-        <w:t>|</w:t>
-      </w:r>
-      <w:proofErr w:type="gramEnd"/>
-      <w:r>
-        <w:rPr>
-          <w:i/>
-          <w:iCs/>
-          <w:color w:val="595959"/>
-        </w:rPr>
-        <w:t xml:space="preserve"> Saúde &amp; Seguros</w:t>
-      </w:r>
-    </w:p>
-    <w:p>
-      <w:pPr>
-        <w:spacing w:before="60" w:after="60"/>
-        <w:ind w:left="360"/>
-      </w:pPr>
-      <w:r>
-        <w:rPr>
-          <w:color w:val="2E75B6"/>
-        </w:rPr>
-        <w:t xml:space="preserve">• </w:t>
-      </w:r>
-      <w:r>
-        <w:rPr>
-          <w:color w:val="000000"/>
-        </w:rPr>
-        <w:t>Treinamento corporativo focado em análise de dados e automação de processos com Excel.</w:t>
-      </w:r>
-    </w:p>
-    <w:p>
-      <w:pPr>
-        <w:spacing w:before="60" w:after="60"/>
-        <w:ind w:left="360"/>
-      </w:pPr>
-      <w:r>
-        <w:rPr>
-          <w:color w:val="2E75B6"/>
-        </w:rPr>
-        <w:t xml:space="preserve">• </w:t>
-      </w:r>
-      <w:r>
-        <w:rPr>
-          <w:color w:val="000000"/>
-        </w:rPr>
-        <w:t>Demonstração prática de ganhos de produtividade, redução de erros e maior eficiência analítica.</w:t>
-      </w:r>
-    </w:p>
-    <w:p>
-      <w:pPr>
-        <w:spacing w:before="120" w:after="30"/>
-      </w:pPr>
-      <w:r>
-        <w:rPr>
-          <w:b/>
-          <w:bCs/>
-          <w:color w:val="2E75B6"/>
-        </w:rPr>
-        <w:t xml:space="preserve">Ouro </w:t>
-      </w:r>
-      <w:proofErr w:type="gramStart"/>
-      <w:r>
-        <w:rPr>
-          <w:b/>
-          <w:bCs/>
-          <w:color w:val="2E75B6"/>
-        </w:rPr>
-        <w:t xml:space="preserve">Safra  </w:t>
-      </w:r>
-      <w:r>
-        <w:rPr>
-          <w:i/>
-          <w:iCs/>
-          <w:color w:val="595959"/>
-        </w:rPr>
-        <w:t>|</w:t>
-      </w:r>
-      <w:proofErr w:type="gramEnd"/>
-      <w:r>
-        <w:rPr>
-          <w:i/>
-          <w:iCs/>
-          <w:color w:val="595959"/>
-        </w:rPr>
-        <w:t xml:space="preserve"> Agronegócio</w:t>
+        <w:t>| Agronegócio</w:t>
       </w:r>
     </w:p>
     <w:p>
@@ -1816,24 +1546,6 @@
           <w:szCs w:val="26"/>
         </w:rPr>
         <w:t>FORMAÇÃO ACADÊMICA &amp; CERTIFICAÇÕES</w:t>
-      </w:r>
-    </w:p>
-    <w:p>
-      <w:pPr>
-        <w:spacing w:before="60" w:after="60"/>
-        <w:ind w:left="360"/>
-      </w:pPr>
-      <w:r>
-        <w:rPr>
-          <w:color w:val="2E75B6"/>
-        </w:rPr>
-        <w:t xml:space="preserve">• </w:t>
-      </w:r>
-      <w:r>
-        <w:rPr>
-          <w:color w:val="000000"/>
-        </w:rPr>
-        <w:t>Pós-Graduação (em andamento) — USP</w:t>
       </w:r>
     </w:p>
     <w:p>
